--- a/exports/quarto/docx/09_CrosswalkIndex.docx
+++ b/exports/quarto/docx/09_CrosswalkIndex.docx
@@ -23,7 +23,7 @@
         <w:pStyle w:val="Date"/>
       </w:pPr>
       <w:r>
-        <w:t xml:space="preserve">March 31, 2026</w:t>
+        <w:t xml:space="preserve">April 2, 2026</w:t>
       </w:r>
     </w:p>
     <w:sdt>
@@ -52,7 +52,7 @@
         </w:p>
       </w:sdtContent>
     </w:sdt>
-    <w:bookmarkStart w:id="54" w:name="uiao-crosswalk-index"/>
+    <w:bookmarkStart w:id="55" w:name="uiao-crosswalk-index"/>
     <w:p>
       <w:pPr>
         <w:pStyle w:val="Heading1"/>
@@ -656,7 +656,29 @@
         <w:pStyle w:val="FirstParagraph"/>
       </w:pPr>
       <w:r>
-        <w:t xml:space="preserve">The Crosswalk Index is governed by the Seven Core Concepts:</w:t>
+        <w:t xml:space="preserve">The Crosswalk Index is governed by the Eight Core Concepts:</w:t>
+      </w:r>
+    </w:p>
+    <w:p>
+      <w:pPr>
+        <w:pStyle w:val="Compact"/>
+        <w:numPr>
+          <w:ilvl w:val="0"/>
+          <w:numId w:val="1003"/>
+        </w:numPr>
+      </w:pPr>
+      <w:r>
+        <w:rPr>
+          <w:b/>
+          <w:bCs/>
+        </w:rPr>
+        <w:t xml:space="preserve">Single Source of Truth (SSOT)</w:t>
+      </w:r>
+      <w:r>
+        <w:t xml:space="preserve"> </w:t>
+      </w:r>
+      <w:r>
+        <w:t xml:space="preserve">— UIAO operates on the principle that every claim has one authoritative origin. All other representations are pointers, not copies. This ensures provenance, prevents drift, and enables federated truth resolution across boundaries.</w:t>
       </w:r>
     </w:p>
     <w:p>
@@ -1189,6 +1211,196 @@
           </w:p>
         </w:tc>
       </w:tr>
+      <w:tr>
+        <w:tc>
+          <w:tcPr/>
+          <w:p>
+            <w:pPr>
+              <w:pStyle w:val="Compact"/>
+            </w:pPr>
+            <w:r>
+              <w:rPr>
+                <w:rStyle w:val="VerbatimChar"/>
+              </w:rPr>
+              <w:t xml:space="preserve">15_ProvenanceProfile.md</w:t>
+            </w:r>
+          </w:p>
+        </w:tc>
+        <w:tc>
+          <w:tcPr/>
+          <w:p>
+            <w:pPr>
+              <w:pStyle w:val="Compact"/>
+            </w:pPr>
+            <w:r>
+              <w:t xml:space="preserve">Provenance to AU-3/AU-9/SI-7/AC-4</w:t>
+            </w:r>
+          </w:p>
+        </w:tc>
+        <w:tc>
+          <w:tcPr/>
+          <w:p>
+            <w:pPr>
+              <w:pStyle w:val="Compact"/>
+            </w:pPr>
+            <w:r>
+              <w:t xml:space="preserve">Phase 5 — Data Governance Substrate</w:t>
+            </w:r>
+          </w:p>
+        </w:tc>
+      </w:tr>
+      <w:tr>
+        <w:tc>
+          <w:tcPr/>
+          <w:p>
+            <w:pPr>
+              <w:pStyle w:val="Compact"/>
+            </w:pPr>
+            <w:r>
+              <w:rPr>
+                <w:rStyle w:val="VerbatimChar"/>
+              </w:rPr>
+              <w:t xml:space="preserve">16_DriftDetectionStandard.md</w:t>
+            </w:r>
+          </w:p>
+        </w:tc>
+        <w:tc>
+          <w:tcPr/>
+          <w:p>
+            <w:pPr>
+              <w:pStyle w:val="Compact"/>
+            </w:pPr>
+            <w:r>
+              <w:t xml:space="preserve">Drift to CM-3/SI-7/CA-7/IR-6</w:t>
+            </w:r>
+          </w:p>
+        </w:tc>
+        <w:tc>
+          <w:tcPr/>
+          <w:p>
+            <w:pPr>
+              <w:pStyle w:val="Compact"/>
+            </w:pPr>
+            <w:r>
+              <w:t xml:space="preserve">Phase 5 — Data Governance Substrate</w:t>
+            </w:r>
+          </w:p>
+        </w:tc>
+      </w:tr>
+      <w:tr>
+        <w:tc>
+          <w:tcPr/>
+          <w:p>
+            <w:pPr>
+              <w:pStyle w:val="Compact"/>
+            </w:pPr>
+            <w:r>
+              <w:rPr>
+                <w:rStyle w:val="VerbatimChar"/>
+              </w:rPr>
+              <w:t xml:space="preserve">17_ConsentEnvelope.md</w:t>
+            </w:r>
+          </w:p>
+        </w:tc>
+        <w:tc>
+          <w:tcPr/>
+          <w:p>
+            <w:pPr>
+              <w:pStyle w:val="Compact"/>
+            </w:pPr>
+            <w:r>
+              <w:t xml:space="preserve">Consent to AC-4/AC-22/AR-4/IP-1</w:t>
+            </w:r>
+          </w:p>
+        </w:tc>
+        <w:tc>
+          <w:tcPr/>
+          <w:p>
+            <w:pPr>
+              <w:pStyle w:val="Compact"/>
+            </w:pPr>
+            <w:r>
+              <w:t xml:space="preserve">Phase 5 — Data Governance Substrate</w:t>
+            </w:r>
+          </w:p>
+        </w:tc>
+      </w:tr>
+      <w:tr>
+        <w:tc>
+          <w:tcPr/>
+          <w:p>
+            <w:pPr>
+              <w:pStyle w:val="Compact"/>
+            </w:pPr>
+            <w:r>
+              <w:rPr>
+                <w:rStyle w:val="VerbatimChar"/>
+              </w:rPr>
+              <w:t xml:space="preserve">18_ClaimCatalog.md</w:t>
+            </w:r>
+          </w:p>
+        </w:tc>
+        <w:tc>
+          <w:tcPr/>
+          <w:p>
+            <w:pPr>
+              <w:pStyle w:val="Compact"/>
+            </w:pPr>
+            <w:r>
+              <w:t xml:space="preserve">Claims to CM-8/SA-4/SI-12</w:t>
+            </w:r>
+          </w:p>
+        </w:tc>
+        <w:tc>
+          <w:tcPr/>
+          <w:p>
+            <w:pPr>
+              <w:pStyle w:val="Compact"/>
+            </w:pPr>
+            <w:r>
+              <w:t xml:space="preserve">Phase 5 — Data Governance Substrate</w:t>
+            </w:r>
+          </w:p>
+        </w:tc>
+      </w:tr>
+      <w:tr>
+        <w:tc>
+          <w:tcPr/>
+          <w:p>
+            <w:pPr>
+              <w:pStyle w:val="Compact"/>
+            </w:pPr>
+            <w:r>
+              <w:rPr>
+                <w:rStyle w:val="VerbatimChar"/>
+              </w:rPr>
+              <w:t xml:space="preserve">19_ReconciliationModel.md</w:t>
+            </w:r>
+          </w:p>
+        </w:tc>
+        <w:tc>
+          <w:tcPr/>
+          <w:p>
+            <w:pPr>
+              <w:pStyle w:val="Compact"/>
+            </w:pPr>
+            <w:r>
+              <w:t xml:space="preserve">Reconciliation to AU-3/IR-4/SA-9/PM-16</w:t>
+            </w:r>
+          </w:p>
+        </w:tc>
+        <w:tc>
+          <w:tcPr/>
+          <w:p>
+            <w:pPr>
+              <w:pStyle w:val="Compact"/>
+            </w:pPr>
+            <w:r>
+              <w:t xml:space="preserve">Phase 5 — Data Governance Substrate</w:t>
+            </w:r>
+          </w:p>
+        </w:tc>
+      </w:tr>
     </w:tbl>
     <w:p>
       <w:pPr>
@@ -1394,7 +1606,7 @@
     </w:p>
     <w:bookmarkEnd w:id="32"/>
     <w:bookmarkEnd w:id="33"/>
-    <w:bookmarkStart w:id="39" w:name="crosswalk-index-master-table"/>
+    <w:bookmarkStart w:id="40" w:name="crosswalk-index-master-table"/>
     <w:p>
       <w:pPr>
         <w:pStyle w:val="Heading2"/>
@@ -2548,6 +2760,257 @@
         </w:tc>
       </w:tr>
     </w:tbl>
+    <w:bookmarkEnd w:id="38"/>
+    <w:bookmarkStart w:id="39" w:name="Xbe3e2a40f5b8c80e1aabc910b5d19bbfff9cd08"/>
+    <w:p>
+      <w:pPr>
+        <w:pStyle w:val="Heading3"/>
+      </w:pPr>
+      <w:r>
+        <w:t xml:space="preserve">1.8.6 8.6 Phase 5 — Data Governance Substrate Crosswalk Index</w:t>
+      </w:r>
+    </w:p>
+    <w:tbl>
+      <w:tblPr>
+        <w:tblStyle w:val="Table"/>
+        <w:tblW w:type="pct" w:w="5000"/>
+        <w:tblLayout w:type="fixed"/>
+        <w:tblLook w:firstRow="1" w:lastRow="0" w:firstColumn="0" w:lastColumn="0" w:noHBand="0" w:noVBand="0" w:val="0020"/>
+      </w:tblPr>
+      <w:tblGrid>
+        <w:gridCol w:w="2640"/>
+        <w:gridCol w:w="2640"/>
+        <w:gridCol w:w="2640"/>
+      </w:tblGrid>
+      <w:tr>
+        <w:trPr>
+          <w:tblHeader w:val="on"/>
+        </w:trPr>
+        <w:tc>
+          <w:tcPr/>
+          <w:p>
+            <w:pPr>
+              <w:pStyle w:val="Compact"/>
+            </w:pPr>
+            <w:r>
+              <w:t xml:space="preserve">Document</w:t>
+            </w:r>
+          </w:p>
+        </w:tc>
+        <w:tc>
+          <w:tcPr/>
+          <w:p>
+            <w:pPr>
+              <w:pStyle w:val="Compact"/>
+            </w:pPr>
+            <w:r>
+              <w:t xml:space="preserve">Crosswalk Type</w:t>
+            </w:r>
+          </w:p>
+        </w:tc>
+        <w:tc>
+          <w:tcPr/>
+          <w:p>
+            <w:pPr>
+              <w:pStyle w:val="Compact"/>
+            </w:pPr>
+            <w:r>
+              <w:t xml:space="preserve">Reference</w:t>
+            </w:r>
+          </w:p>
+        </w:tc>
+      </w:tr>
+      <w:tr>
+        <w:tc>
+          <w:tcPr/>
+          <w:p>
+            <w:pPr>
+              <w:pStyle w:val="Compact"/>
+            </w:pPr>
+            <w:r>
+              <w:rPr>
+                <w:rStyle w:val="VerbatimChar"/>
+              </w:rPr>
+              <w:t xml:space="preserve">15_ProvenanceProfile.md</w:t>
+            </w:r>
+          </w:p>
+        </w:tc>
+        <w:tc>
+          <w:tcPr/>
+          <w:p>
+            <w:pPr>
+              <w:pStyle w:val="Compact"/>
+            </w:pPr>
+            <w:r>
+              <w:t xml:space="preserve">Provenance to NIST AU/SI/AC</w:t>
+            </w:r>
+          </w:p>
+        </w:tc>
+        <w:tc>
+          <w:tcPr/>
+          <w:p>
+            <w:pPr>
+              <w:pStyle w:val="Compact"/>
+            </w:pPr>
+            <w:r>
+              <w:t xml:space="preserve">Lineage, audit, integrity</w:t>
+            </w:r>
+          </w:p>
+        </w:tc>
+      </w:tr>
+      <w:tr>
+        <w:tc>
+          <w:tcPr/>
+          <w:p>
+            <w:pPr>
+              <w:pStyle w:val="Compact"/>
+            </w:pPr>
+            <w:r>
+              <w:rPr>
+                <w:rStyle w:val="VerbatimChar"/>
+              </w:rPr>
+              <w:t xml:space="preserve">16_DriftDetectionStandard.md</w:t>
+            </w:r>
+          </w:p>
+        </w:tc>
+        <w:tc>
+          <w:tcPr/>
+          <w:p>
+            <w:pPr>
+              <w:pStyle w:val="Compact"/>
+            </w:pPr>
+            <w:r>
+              <w:t xml:space="preserve">Drift to NIST CM/SI/CA/IR</w:t>
+            </w:r>
+          </w:p>
+        </w:tc>
+        <w:tc>
+          <w:tcPr/>
+          <w:p>
+            <w:pPr>
+              <w:pStyle w:val="Compact"/>
+            </w:pPr>
+            <w:r>
+              <w:t xml:space="preserve">Configuration, monitoring, incident</w:t>
+            </w:r>
+          </w:p>
+        </w:tc>
+      </w:tr>
+      <w:tr>
+        <w:tc>
+          <w:tcPr/>
+          <w:p>
+            <w:pPr>
+              <w:pStyle w:val="Compact"/>
+            </w:pPr>
+            <w:r>
+              <w:rPr>
+                <w:rStyle w:val="VerbatimChar"/>
+              </w:rPr>
+              <w:t xml:space="preserve">17_ConsentEnvelope.md</w:t>
+            </w:r>
+          </w:p>
+        </w:tc>
+        <w:tc>
+          <w:tcPr/>
+          <w:p>
+            <w:pPr>
+              <w:pStyle w:val="Compact"/>
+            </w:pPr>
+            <w:r>
+              <w:t xml:space="preserve">Consent to NIST AC/AR/IP</w:t>
+            </w:r>
+          </w:p>
+        </w:tc>
+        <w:tc>
+          <w:tcPr/>
+          <w:p>
+            <w:pPr>
+              <w:pStyle w:val="Compact"/>
+            </w:pPr>
+            <w:r>
+              <w:t xml:space="preserve">Information flow, privacy</w:t>
+            </w:r>
+          </w:p>
+        </w:tc>
+      </w:tr>
+      <w:tr>
+        <w:tc>
+          <w:tcPr/>
+          <w:p>
+            <w:pPr>
+              <w:pStyle w:val="Compact"/>
+            </w:pPr>
+            <w:r>
+              <w:rPr>
+                <w:rStyle w:val="VerbatimChar"/>
+              </w:rPr>
+              <w:t xml:space="preserve">18_ClaimCatalog.md</w:t>
+            </w:r>
+          </w:p>
+        </w:tc>
+        <w:tc>
+          <w:tcPr/>
+          <w:p>
+            <w:pPr>
+              <w:pStyle w:val="Compact"/>
+            </w:pPr>
+            <w:r>
+              <w:t xml:space="preserve">Claims to NIST CM/SA/SI</w:t>
+            </w:r>
+          </w:p>
+        </w:tc>
+        <w:tc>
+          <w:tcPr/>
+          <w:p>
+            <w:pPr>
+              <w:pStyle w:val="Compact"/>
+            </w:pPr>
+            <w:r>
+              <w:t xml:space="preserve">Inventory, acquisition, retention</w:t>
+            </w:r>
+          </w:p>
+        </w:tc>
+      </w:tr>
+      <w:tr>
+        <w:tc>
+          <w:tcPr/>
+          <w:p>
+            <w:pPr>
+              <w:pStyle w:val="Compact"/>
+            </w:pPr>
+            <w:r>
+              <w:rPr>
+                <w:rStyle w:val="VerbatimChar"/>
+              </w:rPr>
+              <w:t xml:space="preserve">19_ReconciliationModel.md</w:t>
+            </w:r>
+          </w:p>
+        </w:tc>
+        <w:tc>
+          <w:tcPr/>
+          <w:p>
+            <w:pPr>
+              <w:pStyle w:val="Compact"/>
+            </w:pPr>
+            <w:r>
+              <w:t xml:space="preserve">Reconciliation to NIST AU/IR/SA/PM</w:t>
+            </w:r>
+          </w:p>
+        </w:tc>
+        <w:tc>
+          <w:tcPr/>
+          <w:p>
+            <w:pPr>
+              <w:pStyle w:val="Compact"/>
+            </w:pPr>
+            <w:r>
+              <w:t xml:space="preserve">Audit, incident, external services</w:t>
+            </w:r>
+          </w:p>
+        </w:tc>
+      </w:tr>
+    </w:tbl>
     <w:p>
       <w:r>
         <w:pict>
@@ -2555,9 +3018,9 @@
         </w:pict>
       </w:r>
     </w:p>
-    <w:bookmarkEnd w:id="38"/>
     <w:bookmarkEnd w:id="39"/>
-    <w:bookmarkStart w:id="43" w:name="dependencies-and-sequencing"/>
+    <w:bookmarkEnd w:id="40"/>
+    <w:bookmarkStart w:id="44" w:name="dependencies-and-sequencing"/>
     <w:p>
       <w:pPr>
         <w:pStyle w:val="Heading2"/>
@@ -2566,7 +3029,7 @@
         <w:t xml:space="preserve">1.9 9. Dependencies and Sequencing</w:t>
       </w:r>
     </w:p>
-    <w:bookmarkStart w:id="40" w:name="upstream-dependencies"/>
+    <w:bookmarkStart w:id="41" w:name="upstream-dependencies"/>
     <w:p>
       <w:pPr>
         <w:pStyle w:val="Heading3"/>
@@ -2611,8 +3074,8 @@
         <w:t xml:space="preserve">SD-WAN overlay deployment</w:t>
       </w:r>
     </w:p>
-    <w:bookmarkEnd w:id="40"/>
-    <w:bookmarkStart w:id="41" w:name="downstream-dependencies"/>
+    <w:bookmarkEnd w:id="41"/>
+    <w:bookmarkStart w:id="42" w:name="downstream-dependencies"/>
     <w:p>
       <w:pPr>
         <w:pStyle w:val="Heading3"/>
@@ -2657,8 +3120,8 @@
         <w:t xml:space="preserve">Leadership reporting</w:t>
       </w:r>
     </w:p>
-    <w:bookmarkEnd w:id="41"/>
-    <w:bookmarkStart w:id="42" w:name="timeline-alignment"/>
+    <w:bookmarkEnd w:id="42"/>
+    <w:bookmarkStart w:id="43" w:name="timeline-alignment"/>
     <w:p>
       <w:pPr>
         <w:pStyle w:val="Heading3"/>
@@ -2682,9 +3145,9 @@
         </w:pict>
       </w:r>
     </w:p>
-    <w:bookmarkEnd w:id="42"/>
     <w:bookmarkEnd w:id="43"/>
-    <w:bookmarkStart w:id="47" w:name="governance-and-drift-controls"/>
+    <w:bookmarkEnd w:id="44"/>
+    <w:bookmarkStart w:id="48" w:name="governance-and-drift-controls"/>
     <w:p>
       <w:pPr>
         <w:pStyle w:val="Heading2"/>
@@ -2693,7 +3156,7 @@
         <w:t xml:space="preserve">1.10 10. Governance and Drift Controls</w:t>
       </w:r>
     </w:p>
-    <w:bookmarkStart w:id="44" w:name="source-of-authority"/>
+    <w:bookmarkStart w:id="45" w:name="source-of-authority"/>
     <w:p>
       <w:pPr>
         <w:pStyle w:val="Heading3"/>
@@ -2750,8 +3213,8 @@
         <w:t xml:space="preserve">System owners — configuration baselines</w:t>
       </w:r>
     </w:p>
-    <w:bookmarkEnd w:id="44"/>
-    <w:bookmarkStart w:id="45" w:name="drift-detection"/>
+    <w:bookmarkEnd w:id="45"/>
+    <w:bookmarkStart w:id="46" w:name="drift-detection"/>
     <w:p>
       <w:pPr>
         <w:pStyle w:val="Heading3"/>
@@ -2808,8 +3271,8 @@
         <w:t xml:space="preserve">IPAM reconciliation</w:t>
       </w:r>
     </w:p>
-    <w:bookmarkEnd w:id="45"/>
-    <w:bookmarkStart w:id="46" w:name="remediation-workflow"/>
+    <w:bookmarkEnd w:id="46"/>
+    <w:bookmarkStart w:id="47" w:name="remediation-workflow"/>
     <w:p>
       <w:pPr>
         <w:pStyle w:val="Heading3"/>
@@ -2873,9 +3336,9 @@
         </w:pict>
       </w:r>
     </w:p>
-    <w:bookmarkEnd w:id="46"/>
     <w:bookmarkEnd w:id="47"/>
-    <w:bookmarkStart w:id="52" w:name="appendices"/>
+    <w:bookmarkEnd w:id="48"/>
+    <w:bookmarkStart w:id="53" w:name="appendices"/>
     <w:p>
       <w:pPr>
         <w:pStyle w:val="Heading2"/>
@@ -2884,7 +3347,7 @@
         <w:t xml:space="preserve">1.11 11. Appendices</w:t>
       </w:r>
     </w:p>
-    <w:bookmarkStart w:id="48" w:name="appendix-a-definitions"/>
+    <w:bookmarkStart w:id="49" w:name="appendix-a-definitions"/>
     <w:p>
       <w:pPr>
         <w:pStyle w:val="Heading3"/>
@@ -2920,8 +3383,8 @@
         <w:t xml:space="preserve">docs/glossary.md</w:t>
       </w:r>
     </w:p>
-    <w:bookmarkEnd w:id="48"/>
-    <w:bookmarkStart w:id="49" w:name="appendix-b-tables"/>
+    <w:bookmarkEnd w:id="49"/>
+    <w:bookmarkStart w:id="50" w:name="appendix-b-tables"/>
     <w:p>
       <w:pPr>
         <w:pStyle w:val="Heading3"/>
@@ -2942,8 +3405,8 @@
         <w:t xml:space="preserve">Crosswalk master tables are in Section 8. Control Plane Alignment table is in Section 4.</w:t>
       </w:r>
     </w:p>
-    <w:bookmarkEnd w:id="49"/>
-    <w:bookmarkStart w:id="50" w:name="appendix-c-evidence-sources"/>
+    <w:bookmarkEnd w:id="50"/>
+    <w:bookmarkStart w:id="51" w:name="appendix-c-evidence-sources"/>
     <w:p>
       <w:pPr>
         <w:pStyle w:val="Heading3"/>
@@ -2993,8 +3456,8 @@
         <w:t xml:space="preserve">and control-library entries for evidence source catalogs.</w:t>
       </w:r>
     </w:p>
-    <w:bookmarkEnd w:id="50"/>
-    <w:bookmarkStart w:id="51" w:name="appendix-d-crosswalk-references"/>
+    <w:bookmarkEnd w:id="51"/>
+    <w:bookmarkStart w:id="52" w:name="appendix-d-crosswalk-references"/>
     <w:p>
       <w:pPr>
         <w:pStyle w:val="Heading3"/>
@@ -3051,9 +3514,9 @@
         </w:pict>
       </w:r>
     </w:p>
-    <w:bookmarkEnd w:id="51"/>
     <w:bookmarkEnd w:id="52"/>
-    <w:bookmarkStart w:id="53" w:name="revision-history"/>
+    <w:bookmarkEnd w:id="53"/>
+    <w:bookmarkStart w:id="54" w:name="revision-history"/>
     <w:p>
       <w:pPr>
         <w:pStyle w:val="Heading2"/>
@@ -3065,7 +3528,8 @@
     <w:tbl>
       <w:tblPr>
         <w:tblStyle w:val="Table"/>
-        <w:tblW w:type="auto" w:w="0"/>
+        <w:tblW w:type="pct" w:w="5000"/>
+        <w:tblLayout w:type="fixed"/>
         <w:tblLook w:firstRow="1" w:lastRow="0" w:firstColumn="0" w:lastColumn="0" w:noHBand="0" w:noVBand="0" w:val="0020"/>
       </w:tblPr>
       <w:tblGrid>
@@ -3169,9 +3633,55 @@
           </w:p>
         </w:tc>
       </w:tr>
+      <w:tr>
+        <w:tc>
+          <w:tcPr/>
+          <w:p>
+            <w:pPr>
+              <w:pStyle w:val="Compact"/>
+            </w:pPr>
+            <w:r>
+              <w:t xml:space="preserve">1.1</w:t>
+            </w:r>
+          </w:p>
+        </w:tc>
+        <w:tc>
+          <w:tcPr/>
+          <w:p>
+            <w:pPr>
+              <w:pStyle w:val="Compact"/>
+            </w:pPr>
+            <w:r>
+              <w:t xml:space="preserve">2026-04</w:t>
+            </w:r>
+          </w:p>
+        </w:tc>
+        <w:tc>
+          <w:tcPr/>
+          <w:p>
+            <w:pPr>
+              <w:pStyle w:val="Compact"/>
+            </w:pPr>
+            <w:r>
+              <w:t xml:space="preserve">UIAO Canon Engine</w:t>
+            </w:r>
+          </w:p>
+        </w:tc>
+        <w:tc>
+          <w:tcPr/>
+          <w:p>
+            <w:pPr>
+              <w:pStyle w:val="Compact"/>
+            </w:pPr>
+            <w:r>
+              <w:t xml:space="preserve">Register Phase 5 docs 15–19; add Section 8.6</w:t>
+            </w:r>
+          </w:p>
+        </w:tc>
+      </w:tr>
     </w:tbl>
-    <w:bookmarkEnd w:id="53"/>
     <w:bookmarkEnd w:id="54"/>
+    <w:bookmarkEnd w:id="55"/>
     <w:sectPr/>
   </w:body>
 </w:document>
